--- a/AUB/FAS/online-graduate-diploma-online-education/AUB-Online-Education-Launch-Checklist.docx
+++ b/AUB/FAS/online-graduate-diploma-online-education/AUB-Online-Education-Launch-Checklist.docx
@@ -909,39 +909,83 @@
     </w:p>
     <w:p>
       <w:pPr>
-        <w:spacing w:after="140" w:line="276"/>
-        <w:ind w:left="340" w:hanging="340"/>
-      </w:pPr>
-      <w:r>
-        <w:rPr>
-          <w:rFonts w:ascii="Calibri" w:cs="Calibri" w:eastAsia="Calibri" w:hAnsi="Calibri"/>
-          <w:color w:val="8B1333"/>
-          <w:sz w:val="22"/>
-          <w:szCs w:val="22"/>
-        </w:rPr>
-        <w:t xml:space="preserve">☐ </w:t>
-      </w:r>
-      <w:r>
-        <w:rPr>
-          <w:rFonts w:ascii="Calibri" w:cs="Calibri" w:eastAsia="Calibri" w:hAnsi="Calibri"/>
-          <w:b/>
-          <w:bCs/>
-          <w:color w:val="45403D"/>
-          <w:sz w:val="21"/>
-          <w:szCs w:val="21"/>
-        </w:rPr>
-        <w:t xml:space="preserve">A sharing image, 1200 × 630 pixels</w:t>
-      </w:r>
-      <w:r>
-        <w:rPr>
-          <w:rFonts w:ascii="Calibri" w:cs="Calibri" w:eastAsia="Calibri" w:hAnsi="Calibri"/>
-          <w:color w:val="45403D"/>
-          <w:sz w:val="21"/>
-          <w:szCs w:val="21"/>
-        </w:rPr>
-        <w:t xml:space="preserve"> — the picture that appears when someone posts the page link on LinkedIn or WhatsApp. Without it, shared links show a plain grey box.</w:t>
-      </w:r>
-    </w:p>
+        <w:spacing w:after="60"/>
+      </w:pPr>
+    </w:p>
+    <w:tbl>
+      <w:tblPr>
+        <w:tblW w:type="dxa" w:w="9026"/>
+        <w:tblBorders>
+          <w:top w:val="none" w:color="FFFFFF" w:sz="0"/>
+          <w:left w:val="single" w:color="1F6B3B" w:sz="18"/>
+          <w:bottom w:val="none" w:color="FFFFFF" w:sz="0"/>
+          <w:right w:val="none" w:color="FFFFFF" w:sz="0"/>
+          <w:insideH w:val="none" w:color="FFFFFF" w:sz="0"/>
+          <w:insideV w:val="none" w:color="FFFFFF" w:sz="0"/>
+        </w:tblBorders>
+      </w:tblPr>
+      <w:tblGrid>
+        <w:gridCol w:w="9026"/>
+      </w:tblGrid>
+      <w:tr>
+        <w:tc>
+          <w:tcPr>
+            <w:tcW w:type="dxa" w:w="9026"/>
+            <w:shd w:fill="EDF5EE" w:color="auto" w:val="clear"/>
+            <w:tcMar>
+              <w:top w:type="dxa" w:w="160"/>
+              <w:left w:type="dxa" w:w="220"/>
+              <w:bottom w:type="dxa" w:w="160"/>
+              <w:right w:type="dxa" w:w="200"/>
+            </w:tcMar>
+          </w:tcPr>
+          <w:p>
+            <w:pPr>
+              <w:spacing w:after="90" w:before="60"/>
+            </w:pPr>
+            <w:r>
+              <w:rPr>
+                <w:rFonts w:ascii="Calibri" w:cs="Calibri" w:eastAsia="Calibri" w:hAnsi="Calibri"/>
+                <w:b/>
+                <w:bCs/>
+                <w:color w:val="1F6B3B"/>
+                <w:sz w:val="21"/>
+                <w:szCs w:val="21"/>
+              </w:rPr>
+              <w:t xml:space="preserve">The sharing image is done</w:t>
+            </w:r>
+          </w:p>
+          <w:p>
+            <w:pPr>
+              <w:spacing w:after="100" w:line="270"/>
+            </w:pPr>
+            <w:r>
+              <w:rPr>
+                <w:rFonts w:ascii="Calibri" w:cs="Calibri" w:eastAsia="Calibri" w:hAnsi="Calibri"/>
+                <w:color w:val="45403D"/>
+                <w:sz w:val="20"/>
+                <w:szCs w:val="20"/>
+              </w:rPr>
+              <w:t xml:space="preserve">This is the picture that appears when someone posts a page link on LinkedIn or WhatsApp. We built it from the same educator and MCE badge photograph already used on the cold-audience page, so nothing is needed from you.</w:t>
+            </w:r>
+          </w:p>
+          <w:p>
+            <w:pPr>
+              <w:spacing w:after="60" w:line="270"/>
+            </w:pPr>
+            <w:r>
+              <w:rPr>
+                <w:rFonts w:ascii="Calibri" w:cs="Calibri" w:eastAsia="Calibri" w:hAnsi="Calibri"/>
+                <w:color w:val="45403D"/>
+                <w:sz w:val="20"/>
+                <w:szCs w:val="20"/>
+              </w:rPr>
+              <w:t xml:space="preserve">Your web team only has to upload the file we supplied (og-image-1200x630.jpg) and it will appear on every shared link.</w:t>
+            </w:r>
+          </w:p>
+        </w:tc>
+      </w:tr>
+    </w:tbl>
     <w:p>
       <w:pPr>
         <w:pStyle w:val="Heading1"/>
@@ -2051,6 +2095,23 @@
           <w:szCs w:val="21"/>
         </w:rPr>
         <w:t xml:space="preserve"> and check the preview shows the right title, description and image.</w:t>
+      </w:r>
+    </w:p>
+    <w:p>
+      <w:pPr>
+        <w:spacing w:after="160" w:line="264"/>
+        <w:ind w:left="340"/>
+      </w:pPr>
+      <w:r>
+        <w:rPr>
+          <w:rFonts w:ascii="Calibri" w:cs="Calibri" w:eastAsia="Calibri" w:hAnsi="Calibri"/>
+          <w:i/>
+          <w:iCs/>
+          <w:color w:val="7A736F"/>
+          <w:sz w:val="19"/>
+          <w:szCs w:val="19"/>
+        </w:rPr>
+        <w:t xml:space="preserve">The image itself is supplied — this check confirms your web team uploaded it and pointed the pages at it.</w:t>
       </w:r>
     </w:p>
     <w:p>

--- a/AUB/FAS/online-graduate-diploma-online-education/AUB-Online-Education-Launch-Checklist.docx
+++ b/AUB/FAS/online-graduate-diploma-online-education/AUB-Online-Education-Launch-Checklist.docx
@@ -852,7 +852,7 @@
           <w:sz w:val="19"/>
           <w:szCs w:val="19"/>
         </w:rPr>
-        <w:t xml:space="preserve">Without it, that page opens on a plain dark panel with no photograph.</w:t>
+        <w:t xml:space="preserve">Without it, that page opens on a plain dark panel with no photograph. The cold-audience hero and the in-market Credential Gap photo are both done, using images you supplied.</w:t>
       </w:r>
     </w:p>
     <w:p>
@@ -2260,16 +2260,16 @@
           <w:sz w:val="21"/>
           <w:szCs w:val="21"/>
         </w:rPr>
-        <w:t xml:space="preserve">Confirm the thank-you page is hidden from search engines.</w:t>
-      </w:r>
-      <w:r>
-        <w:rPr>
-          <w:rFonts w:ascii="Calibri" w:cs="Calibri" w:eastAsia="Calibri" w:hAnsi="Calibri"/>
-          <w:color w:val="45403D"/>
-          <w:sz w:val="21"/>
-          <w:szCs w:val="21"/>
-        </w:rPr>
-        <w:t xml:space="preserve"> We have instructed search engines not to list it, but that can only be verified once it is live.</w:t>
+        <w:t xml:space="preserve">Confirm all three pages are hidden from search engines.</w:t>
+      </w:r>
+      <w:r>
+        <w:rPr>
+          <w:rFonts w:ascii="Calibri" w:cs="Calibri" w:eastAsia="Calibri" w:hAnsi="Calibri"/>
+          <w:color w:val="45403D"/>
+          <w:sz w:val="21"/>
+          <w:szCs w:val="21"/>
+        </w:rPr>
+        <w:t xml:space="preserve"> Per your decision, none of these pages should be listed in Google, so all three now instruct search engines not to index them. This can only be verified once they are live.</w:t>
       </w:r>
     </w:p>
     <w:p>
@@ -2400,16 +2400,16 @@
           <w:sz w:val="21"/>
           <w:szCs w:val="21"/>
         </w:rPr>
-        <w:t xml:space="preserve">The thank-you page being hidden from search engines.</w:t>
-      </w:r>
-      <w:r>
-        <w:rPr>
-          <w:rFonts w:ascii="Calibri" w:cs="Calibri" w:eastAsia="Calibri" w:hAnsi="Calibri"/>
-          <w:color w:val="45403D"/>
-          <w:sz w:val="21"/>
-          <w:szCs w:val="21"/>
-        </w:rPr>
-        <w:t xml:space="preserve"> If it were listed, it would appear in searches for AUB and would inflate your enquiry numbers with people who never filled in the form.</w:t>
+        <w:t xml:space="preserve">All three pages being hidden from search engines.</w:t>
+      </w:r>
+      <w:r>
+        <w:rPr>
+          <w:rFonts w:ascii="Calibri" w:cs="Calibri" w:eastAsia="Calibri" w:hAnsi="Calibri"/>
+          <w:color w:val="45403D"/>
+          <w:sz w:val="21"/>
+          <w:szCs w:val="21"/>
+        </w:rPr>
+        <w:t xml:space="preserve"> This is your decision, applied deliberately. For the thank-you page it also stops your enquiry numbers being inflated by people who never filled in the form. One consequence: because the pages are not indexed, the two landing pages now share the same set of frequently asked questions. If anyone later decides these pages should appear in Google, tell us first — the two FAQ sets have to be made different again, or the pages will compete with each other.</w:t>
       </w:r>
     </w:p>
     <w:p>

--- a/AUB/FAS/online-graduate-diploma-online-education/AUB-Online-Education-Launch-Checklist.docx
+++ b/AUB/FAS/online-graduate-diploma-online-education/AUB-Online-Education-Launch-Checklist.docx
@@ -1039,7 +1039,7 @@
           <w:sz w:val="21"/>
           <w:szCs w:val="21"/>
         </w:rPr>
-        <w:t xml:space="preserve"> The pages say Fall 2026. We took the semester start from AUB’s master’s page because the diploma page still showed 2025. Please confirm the correct date.</w:t>
+        <w:t xml:space="preserve"> Now shown as Fall 2026-2027, as you asked. We had taken the semester start from AUB’s master’s page because the diploma page still showed 2025, so please still confirm the exact start date before these go live.</w:t>
       </w:r>
     </w:p>
     <w:p>
